--- a/backend/word_templates/自有资金/机械租赁/五选二/2.采购意向公告上网审批.docx
+++ b/backend/word_templates/自有资金/机械租赁/五选二/2.采购意向公告上网审批.docx
@@ -125,6 +125,7 @@
             <w:r>
               <w:rPr>
                 <w:rFonts w:hint="eastAsia" w:ascii="Times New Roman" w:hAnsi="Times New Roman" w:eastAsia="宋体" w:cs="Times New Roman"/>
+                <w:color w:val="0000FF"/>
                 <w:sz w:val="24"/>
                 <w:lang w:val="en-US" w:eastAsia="zh-CN"/>
               </w:rPr>
@@ -210,17 +211,24 @@
                 <w:sz w:val="24"/>
                 <w:lang w:val="en-US" w:eastAsia="zh-CN"/>
               </w:rPr>
-              <w:t xml:space="preserve">  {{caigou_xiangmu_ming}}意向公</w:t>
-            </w:r>
-            <w:bookmarkStart w:id="0" w:name="_GoBack"/>
-            <w:bookmarkEnd w:id="0"/>
+              <w:t xml:space="preserve"> </w:t>
+            </w:r>
+            <w:r>
+              <w:rPr>
+                <w:rFonts w:hint="eastAsia" w:ascii="Times New Roman" w:hAnsi="Times New Roman" w:eastAsia="宋体" w:cs="Times New Roman"/>
+                <w:color w:val="0000FF"/>
+                <w:sz w:val="24"/>
+                <w:lang w:val="en-US" w:eastAsia="zh-CN"/>
+              </w:rPr>
+              <w:t xml:space="preserve"> {{caigou_xiangmu_ming}}</w:t>
+            </w:r>
             <w:r>
               <w:rPr>
                 <w:rFonts w:hint="eastAsia" w:ascii="Times New Roman" w:hAnsi="Times New Roman" w:eastAsia="宋体" w:cs="Times New Roman"/>
                 <w:sz w:val="24"/>
                 <w:lang w:val="en-US" w:eastAsia="zh-CN"/>
               </w:rPr>
-              <w:t>告。</w:t>
+              <w:t>意向公告。</w:t>
             </w:r>
           </w:p>
         </w:tc>
@@ -784,6 +792,8 @@
                 <w:lang w:val="en-US" w:eastAsia="zh-CN"/>
               </w:rPr>
             </w:pPr>
+            <w:bookmarkStart w:id="0" w:name="_GoBack"/>
+            <w:bookmarkEnd w:id="0"/>
           </w:p>
         </w:tc>
       </w:tr>
